--- a/Finalized BRD/User Management/BRD_User_Management_Simplified_v1.7.docx
+++ b/Finalized BRD/User Management/BRD_User_Management_Simplified_v1.7.docx
@@ -296,7 +296,21 @@
               <w:rPr>
                 <w:sz w:val="20"/>
               </w:rPr>
-              <w:t>Prabhakar Naik</w:t>
+              <w:t>Prabhakar</w:t>
+            </w:r>
+            <w:r>
+              <w:rPr>
+                <w:sz w:val="20"/>
+              </w:rPr>
+              <w:t>a</w:t>
+            </w:r>
+            <w:bookmarkStart w:id="0" w:name="_GoBack"/>
+            <w:bookmarkEnd w:id="0"/>
+            <w:r>
+              <w:rPr>
+                <w:sz w:val="20"/>
+              </w:rPr>
+              <w:t xml:space="preserve"> Naik</w:t>
             </w:r>
           </w:p>
         </w:tc>
@@ -1773,10 +1787,7 @@
     </w:p>
     <w:p>
       <w:r>
-        <w:t>User Management records the service actions taken on DSR Officers — appointment, posting, transfer, relieving, leave and cha</w:t>
-      </w:r>
-      <w:r>
-        <w:t>rge — and keeps the records used for audit and investigation. These actions are governed by the Acts, rules and orders listed below.</w:t>
+        <w:t>User Management records the service actions taken on DSR Officers — appointment, posting, transfer, relieving, leave and charge — and keeps the records used for audit and investigation. These actions are governed by the Acts, rules and orders listed below.</w:t>
       </w:r>
     </w:p>
     <w:p>
@@ -3059,10 +3070,7 @@
     <w:p>
       <w:r>
         <w:lastRenderedPageBreak/>
-        <w:t xml:space="preserve">Note: The wording above is a summary. KCSR Chapter VII and Chapter X, KCSR Rule 68, the Lokayukta and Prevention of Corruption Act sections, and the Income-tax Act numbering are to </w:t>
-      </w:r>
-      <w:r>
-        <w:t>be checked against the latest official texts before they are cited in any order.</w:t>
+        <w:t>Note: The wording above is a summary. KCSR Chapter VII and Chapter X, KCSR Rule 68, the Lokayukta and Prevention of Corruption Act sections, and the Income-tax Act numbering are to be checked against the latest official texts before they are cited in any order.</w:t>
       </w:r>
     </w:p>
     <w:p/>
@@ -4376,6 +4384,7 @@
                 <w:b/>
                 <w:sz w:val="20"/>
               </w:rPr>
+              <w:lastRenderedPageBreak/>
               <w:t>UM-ODU-03</w:t>
             </w:r>
           </w:p>
@@ -5320,12 +5329,7 @@
         <w:spacing w:after="120"/>
       </w:pPr>
       <w:r>
-        <w:t>Users can update their own profile details</w:t>
-      </w:r>
-      <w:bookmarkStart w:id="0" w:name="_GoBack"/>
-      <w:bookmarkEnd w:id="0"/>
-      <w:r>
-        <w:t xml:space="preserve"> after signing in.</w:t>
+        <w:t>Users can update their own profile details after signing in.</w:t>
       </w:r>
     </w:p>
     <w:p>
@@ -5722,6 +5726,7 @@
                 <w:b/>
                 <w:sz w:val="20"/>
               </w:rPr>
+              <w:lastRenderedPageBreak/>
               <w:t>UM-ADC-03</w:t>
             </w:r>
           </w:p>
@@ -9879,8 +9884,6 @@
       <w:tblGrid>
         <w:gridCol w:w="2551"/>
         <w:gridCol w:w="3118"/>
-        <w:gridCol w:w="2268"/>
-        <w:gridCol w:w="1701"/>
       </w:tblGrid>
       <w:tr>
         <w:trPr>
@@ -9919,38 +9922,6 @@
             </w:r>
           </w:p>
         </w:tc>
-        <w:tc>
-          <w:tcPr>
-            <w:tcW w:w="2268" w:type="dxa"/>
-            <w:shd w:val="clear" w:color="auto" w:fill="1F3A5F"/>
-          </w:tcPr>
-          <w:p>
-            <w:r>
-              <w:rPr>
-                <w:b/>
-                <w:color w:val="FFFFFF"/>
-                <w:sz w:val="20"/>
-              </w:rPr>
-              <w:t>Signature</w:t>
-            </w:r>
-          </w:p>
-        </w:tc>
-        <w:tc>
-          <w:tcPr>
-            <w:tcW w:w="1701" w:type="dxa"/>
-            <w:shd w:val="clear" w:color="auto" w:fill="1F3A5F"/>
-          </w:tcPr>
-          <w:p>
-            <w:r>
-              <w:rPr>
-                <w:b/>
-                <w:color w:val="FFFFFF"/>
-                <w:sz w:val="20"/>
-              </w:rPr>
-              <w:t>Date</w:t>
-            </w:r>
-          </w:p>
-        </w:tc>
       </w:tr>
       <w:tr>
         <w:trPr>
@@ -9982,38 +9953,50 @@
             </w:r>
           </w:p>
         </w:tc>
-        <w:tc>
-          <w:tcPr>
-            <w:tcW w:w="2268" w:type="dxa"/>
+      </w:tr>
+      <w:tr>
+        <w:trPr>
+          <w:jc w:val="center"/>
+        </w:trPr>
+        <w:tc>
+          <w:tcPr>
+            <w:tcW w:w="2551" w:type="dxa"/>
+          </w:tcPr>
+          <w:p>
+            <w:r>
+              <w:rPr>
+                <w:sz w:val="20"/>
+              </w:rPr>
+              <w:t>Prabhakar Naik</w:t>
+            </w:r>
+          </w:p>
+        </w:tc>
+        <w:tc>
+          <w:tcPr>
+            <w:tcW w:w="3118" w:type="dxa"/>
+          </w:tcPr>
+          <w:p>
+            <w:r>
+              <w:rPr>
+                <w:sz w:val="20"/>
+              </w:rPr>
+              <w:t>Domain expert / reviewer</w:t>
+            </w:r>
+          </w:p>
+        </w:tc>
+      </w:tr>
+      <w:tr>
+        <w:trPr>
+          <w:jc w:val="center"/>
+        </w:trPr>
+        <w:tc>
+          <w:tcPr>
+            <w:tcW w:w="2551" w:type="dxa"/>
           </w:tcPr>
           <w:p/>
         </w:tc>
         <w:tc>
           <w:tcPr>
-            <w:tcW w:w="1701" w:type="dxa"/>
-          </w:tcPr>
-          <w:p/>
-        </w:tc>
-      </w:tr>
-      <w:tr>
-        <w:trPr>
-          <w:jc w:val="center"/>
-        </w:trPr>
-        <w:tc>
-          <w:tcPr>
-            <w:tcW w:w="2551" w:type="dxa"/>
-          </w:tcPr>
-          <w:p>
-            <w:r>
-              <w:rPr>
-                <w:sz w:val="20"/>
-              </w:rPr>
-              <w:t>Prabhakar Naik</w:t>
-            </w:r>
-          </w:p>
-        </w:tc>
-        <w:tc>
-          <w:tcPr>
             <w:tcW w:w="3118" w:type="dxa"/>
           </w:tcPr>
           <w:p>
@@ -10021,57 +10004,9 @@
               <w:rPr>
                 <w:sz w:val="20"/>
               </w:rPr>
-              <w:t>Domain expert / reviewer</w:t>
-            </w:r>
-          </w:p>
-        </w:tc>
-        <w:tc>
-          <w:tcPr>
-            <w:tcW w:w="2268" w:type="dxa"/>
-          </w:tcPr>
-          <w:p/>
-        </w:tc>
-        <w:tc>
-          <w:tcPr>
-            <w:tcW w:w="1701" w:type="dxa"/>
-          </w:tcPr>
-          <w:p/>
-        </w:tc>
-      </w:tr>
-      <w:tr>
-        <w:trPr>
-          <w:jc w:val="center"/>
-        </w:trPr>
-        <w:tc>
-          <w:tcPr>
-            <w:tcW w:w="2551" w:type="dxa"/>
-          </w:tcPr>
-          <w:p/>
-        </w:tc>
-        <w:tc>
-          <w:tcPr>
-            <w:tcW w:w="3118" w:type="dxa"/>
-          </w:tcPr>
-          <w:p>
-            <w:r>
-              <w:rPr>
-                <w:sz w:val="20"/>
-              </w:rPr>
               <w:t>Department of Stamps and Registration</w:t>
             </w:r>
           </w:p>
-        </w:tc>
-        <w:tc>
-          <w:tcPr>
-            <w:tcW w:w="2268" w:type="dxa"/>
-          </w:tcPr>
-          <w:p/>
-        </w:tc>
-        <w:tc>
-          <w:tcPr>
-            <w:tcW w:w="1701" w:type="dxa"/>
-          </w:tcPr>
-          <w:p/>
         </w:tc>
       </w:tr>
     </w:tbl>
@@ -10143,7 +10078,7 @@
         <w:noProof/>
         <w:sz w:val="18"/>
       </w:rPr>
-      <w:t>15</w:t>
+      <w:t>1</w:t>
     </w:r>
     <w:r>
       <w:rPr>
@@ -22107,7 +22042,7 @@
 </file>
 
 <file path=customXml/itemProps1.xml><?xml version="1.0" encoding="utf-8"?>
-<ds:datastoreItem xmlns:ds="http://schemas.openxmlformats.org/officeDocument/2006/customXml" ds:itemID="{42F282A5-FFD3-47F5-9D0A-D111B6BC448C}">
+<ds:datastoreItem xmlns:ds="http://schemas.openxmlformats.org/officeDocument/2006/customXml" ds:itemID="{87A5A286-D82A-49E4-8F2B-4F0B1374986D}">
   <ds:schemaRefs>
     <ds:schemaRef ds:uri="http://schemas.openxmlformats.org/officeDocument/2006/bibliography"/>
   </ds:schemaRefs>
